--- a/testakten/sozialrecht-elektrorollstuhl-koerner-oldenburg/29_gerichtliches_sachverstaendigengutachten.docx
+++ b/testakten/sozialrecht-elektrorollstuhl-koerner-oldenburg/29_gerichtliches_sachverstaendigengutachten.docx
@@ -379,19 +379,8 @@
         <w:t>Die vorhandenen Hilfsmittel Rollator und Standard-Faltrollstuhl ermöglichen dem Kläger nach den erhobenen Befunden keine sichere und ausdauernde Fortbewegung im Nahbereich der Wohnung. Die im Fahrversuch festgestellte sichere Bedienung eines gedrosselten Elektrorollstuhls spricht aus gutachterlicher Sicht für die grundsätzliche Eignung dieses Hilfsmittels.</w:t>
       </w:r>
     </w:p>
-    <w:p>
-      <w:r>
-        <w:rPr>
-          <w:rFonts w:ascii="Times New Roman" w:hAnsi="Times New Roman"/>
-          <w:b w:val="0"/>
-          <w:i w:val="0"/>
-          <w:sz w:val="22"/>
-        </w:rPr>
-        <w:t>Formathinweis: Dieses Aktenstück wird in Times New Roman, 11 pt, mit ausschließlich dezimaler Gliederung ausgegeben.</w:t>
-      </w:r>
-    </w:p>
     <w:sectPr>
-      <w:pgSz w:w="12240" w:h="15840"/>
+      <w:pgSz w:w="11906" w:h="16838"/>
       <w:pgMar w:top="1440" w:right="1800" w:bottom="1440" w:left="1800" w:header="720" w:footer="720" w:gutter="0"/>
       <w:cols w:space="720"/>
       <w:docGrid w:linePitch="360"/>
